--- a/MedicalDeviceCalibration_TestDocument.docx
+++ b/MedicalDeviceCalibration_TestDocument.docx
@@ -54,8 +54,8 @@
       <w:tblGrid>
         <w:gridCol w:w="630"/>
         <w:gridCol w:w="1863"/>
-        <w:gridCol w:w="3379"/>
-        <w:gridCol w:w="2758"/>
+        <w:gridCol w:w="3382"/>
+        <w:gridCol w:w="2755"/>
       </w:tblGrid>
       <w:tr>
         <w:tc>
@@ -142,13 +142,8 @@
               <w:pStyle w:val="ListParagraph"/>
               <w:ind w:left="0"/>
             </w:pPr>
-            <w:proofErr w:type="spellStart"/>
-            <w:r>
-              <w:t>MedicalDevice</w:t>
-            </w:r>
-            <w:proofErr w:type="spellEnd"/>
-            <w:r>
-              <w:t xml:space="preserve"> Model</w:t>
+            <w:r>
+              <w:t>MedicalDevice Model</w:t>
             </w:r>
           </w:p>
         </w:tc>
@@ -162,7 +157,25 @@
               <w:ind w:left="0"/>
             </w:pPr>
             <w:r>
-              <w:t>Verify that device information is stored in the model.</w:t>
+              <w:t xml:space="preserve">Verify that device information is </w:t>
+            </w:r>
+            <w:r>
+              <w:t>represented</w:t>
+            </w:r>
+            <w:r>
+              <w:t xml:space="preserve"> </w:t>
+            </w:r>
+            <w:r>
+              <w:t>by</w:t>
+            </w:r>
+            <w:r>
+              <w:t xml:space="preserve"> the </w:t>
+            </w:r>
+            <w:r>
+              <w:t xml:space="preserve">MedicalDevice </w:t>
+            </w:r>
+            <w:r>
+              <w:t>model.</w:t>
             </w:r>
           </w:p>
         </w:tc>
@@ -226,7 +239,10 @@
               <w:ind w:left="0"/>
             </w:pPr>
             <w:r>
-              <w:t xml:space="preserve">Retrieve medical device information. </w:t>
+              <w:t>Retrieve medical device information</w:t>
+            </w:r>
+            <w:r>
+              <w:t xml:space="preserve"> through the API</w:t>
             </w:r>
           </w:p>
         </w:tc>
@@ -406,13 +422,8 @@
               <w:pStyle w:val="ListParagraph"/>
               <w:ind w:left="0"/>
             </w:pPr>
-            <w:proofErr w:type="spellStart"/>
-            <w:r>
-              <w:t>MedicalDevices</w:t>
-            </w:r>
-            <w:proofErr w:type="spellEnd"/>
-            <w:r>
-              <w:t xml:space="preserve"> Controller </w:t>
+            <w:r>
+              <w:t xml:space="preserve">MedicalDevices Controller </w:t>
             </w:r>
           </w:p>
         </w:tc>
